--- a/Project documents/Project Folder Structure.docx
+++ b/Project documents/Project Folder Structure.docx
@@ -212,10 +212,27 @@
       </w:r>
     </w:p>
     <w:p>
-      <w:r>
+      <w:pPr>
         <w:rPr>
           <w:rFonts w:hint="eastAsia"/>
         </w:rPr>
+      </w:pPr>
+      <w:r>
+        <w:tab/>
+        <w:t>P</w:t>
+      </w:r>
+      <w:r>
+        <w:rPr>
+          <w:rFonts w:hint="eastAsia"/>
+        </w:rPr>
+        <w:t>lease put your database models here.</w:t>
+      </w:r>
+    </w:p>
+    <w:p>
+      <w:r>
+        <w:rPr>
+          <w:rFonts w:hint="eastAsia"/>
+        </w:rPr>
         <w:t>├──</w:t>
       </w:r>
       <w:r>
@@ -237,6 +254,32 @@
           <w:rFonts w:hint="eastAsia"/>
         </w:rPr>
         <w:t>.</w:t>
+      </w:r>
+    </w:p>
+    <w:p>
+      <w:pPr>
+        <w:rPr>
+          <w:rFonts w:hint="eastAsia"/>
+        </w:rPr>
+      </w:pPr>
+      <w:r>
+        <w:tab/>
+        <w:t>P</w:t>
+      </w:r>
+      <w:r>
+        <w:rPr>
+          <w:rFonts w:hint="eastAsia"/>
+        </w:rPr>
+        <w:t xml:space="preserve">lease put your database </w:t>
+      </w:r>
+      <w:r>
+        <w:t>CRUD</w:t>
+      </w:r>
+      <w:r>
+        <w:rPr>
+          <w:rFonts w:hint="eastAsia"/>
+        </w:rPr>
+        <w:t xml:space="preserve"> class here.</w:t>
       </w:r>
     </w:p>
     <w:p>
@@ -325,6 +368,7 @@
           <w:i/>
           <w:iCs/>
         </w:rPr>
+        <w:lastRenderedPageBreak/>
         <w:t>&lt;type&gt;_&lt;user&gt;_&lt;name&gt;.xml</w:t>
       </w:r>
     </w:p>
@@ -346,7 +390,6 @@
           <w:b/>
           <w:bCs/>
         </w:rPr>
-        <w:lastRenderedPageBreak/>
         <w:t xml:space="preserve">2.1 </w:t>
       </w:r>
       <w:r>
@@ -777,48 +820,47 @@
     <w:p>
       <w:pPr>
         <w:rPr>
+          <w:b/>
+          <w:bCs/>
+        </w:rPr>
+      </w:pPr>
+      <w:r>
+        <w:rPr>
           <w:rFonts w:hint="eastAsia"/>
           <w:b/>
           <w:bCs/>
         </w:rPr>
-      </w:pPr>
-      <w:r>
-        <w:rPr>
-          <w:rFonts w:hint="eastAsia"/>
+        <w:t xml:space="preserve">2.4 </w:t>
+      </w:r>
+      <w:r>
+        <w:rPr>
           <w:b/>
           <w:bCs/>
         </w:rPr>
-        <w:t xml:space="preserve">2.4 </w:t>
-      </w:r>
-      <w:r>
-        <w:rPr>
-          <w:b/>
-          <w:bCs/>
-        </w:rPr>
         <w:t>Final Naming Rule Example</w:t>
       </w:r>
     </w:p>
     <w:p>
       <w:pPr>
+        <w:rPr>
+          <w:i/>
+          <w:iCs/>
+        </w:rPr>
+      </w:pPr>
+      <w:r>
+        <w:rPr>
+          <w:i/>
+          <w:iCs/>
+        </w:rPr>
+        <w:lastRenderedPageBreak/>
+        <w:t>Customer role</w:t>
+      </w:r>
+      <w:r>
         <w:rPr>
           <w:rFonts w:hint="eastAsia"/>
           <w:i/>
           <w:iCs/>
         </w:rPr>
-      </w:pPr>
-      <w:r>
-        <w:rPr>
-          <w:i/>
-          <w:iCs/>
-        </w:rPr>
-        <w:t>Customer role</w:t>
-      </w:r>
-      <w:r>
-        <w:rPr>
-          <w:rFonts w:hint="eastAsia"/>
-          <w:i/>
-          <w:iCs/>
-        </w:rPr>
         <w:t>:</w:t>
       </w:r>
     </w:p>
@@ -829,7 +871,6 @@
     </w:p>
     <w:p>
       <w:r>
-        <w:lastRenderedPageBreak/>
         <w:t>activity_customer_equipment_list.xml</w:t>
       </w:r>
     </w:p>
